--- a/docx/Parts/Part12.docx
+++ b/docx/Parts/Part12.docx
@@ -305,7 +305,7 @@
         <w:rPr>
           <w:color w:val="0000FF"/>
         </w:rPr>
-        <w:instrText xml:space="preserve"> REF _Numd19e1126 \h </w:instrText>
+        <w:instrText xml:space="preserve"> REF _Numd19e1121 \h </w:instrText>
       </w:r>
       <w:r>
         <w:fldChar w:fldCharType="separate"/>
@@ -351,7 +351,7 @@
         <w:rPr>
           <w:color w:val="0000FF"/>
         </w:rPr>
-        <w:instrText xml:space="preserve"> REF _Numd19e1162 \h </w:instrText>
+        <w:instrText xml:space="preserve"> REF _Numd19e1157 \h </w:instrText>
       </w:r>
       <w:r>
         <w:fldChar w:fldCharType="separate"/>
@@ -397,7 +397,7 @@
         <w:rPr>
           <w:color w:val="0000FF"/>
         </w:rPr>
-        <w:instrText xml:space="preserve"> REF _Numd19e1175 \h </w:instrText>
+        <w:instrText xml:space="preserve"> REF _Numd19e1170 \h </w:instrText>
       </w:r>
       <w:r>
         <w:fldChar w:fldCharType="separate"/>
@@ -443,7 +443,7 @@
         <w:rPr>
           <w:color w:val="0000FF"/>
         </w:rPr>
-        <w:instrText xml:space="preserve"> REF _Numd19e1194 \h </w:instrText>
+        <w:instrText xml:space="preserve"> REF _Numd19e1189 \h </w:instrText>
       </w:r>
       <w:r>
         <w:fldChar w:fldCharType="separate"/>
@@ -489,7 +489,7 @@
         <w:rPr>
           <w:color w:val="0000FF"/>
         </w:rPr>
-        <w:instrText xml:space="preserve"> REF _Numd19e1271 \h </w:instrText>
+        <w:instrText xml:space="preserve"> REF _Numd19e1266 \h </w:instrText>
       </w:r>
       <w:r>
         <w:fldChar w:fldCharType="separate"/>
@@ -535,7 +535,7 @@
         <w:rPr>
           <w:color w:val="0000FF"/>
         </w:rPr>
-        <w:instrText xml:space="preserve"> REF _Numd19e1338 \h </w:instrText>
+        <w:instrText xml:space="preserve"> REF _Numd19e1328 \h </w:instrText>
       </w:r>
       <w:r>
         <w:fldChar w:fldCharType="separate"/>
@@ -581,7 +581,7 @@
         <w:rPr>
           <w:color w:val="0000FF"/>
         </w:rPr>
-        <w:instrText xml:space="preserve"> REF _Numd19e1425 \h </w:instrText>
+        <w:instrText xml:space="preserve"> REF _Numd19e1415 \h </w:instrText>
       </w:r>
       <w:r>
         <w:fldChar w:fldCharType="separate"/>
@@ -627,7 +627,7 @@
         <w:rPr>
           <w:color w:val="0000FF"/>
         </w:rPr>
-        <w:instrText xml:space="preserve"> REF _Numd19e1473 \h </w:instrText>
+        <w:instrText xml:space="preserve"> REF _Numd19e1463 \h </w:instrText>
       </w:r>
       <w:r>
         <w:fldChar w:fldCharType="separate"/>
@@ -673,7 +673,7 @@
         <w:rPr>
           <w:color w:val="0000FF"/>
         </w:rPr>
-        <w:instrText xml:space="preserve"> REF _Numd19e1503 \h </w:instrText>
+        <w:instrText xml:space="preserve"> REF _Numd19e1493 \h </w:instrText>
       </w:r>
       <w:r>
         <w:fldChar w:fldCharType="separate"/>
@@ -719,7 +719,7 @@
         <w:rPr>
           <w:color w:val="0000FF"/>
         </w:rPr>
-        <w:instrText xml:space="preserve"> REF _Numd19e1846 \h </w:instrText>
+        <w:instrText xml:space="preserve"> REF _Numd19e1836 \h </w:instrText>
       </w:r>
       <w:r>
         <w:fldChar w:fldCharType="separate"/>
@@ -765,7 +765,7 @@
         <w:rPr>
           <w:color w:val="0000FF"/>
         </w:rPr>
-        <w:instrText xml:space="preserve"> REF _Numd19e1864 \h </w:instrText>
+        <w:instrText xml:space="preserve"> REF _Numd19e1854 \h </w:instrText>
       </w:r>
       <w:r>
         <w:fldChar w:fldCharType="separate"/>
@@ -811,7 +811,7 @@
         <w:rPr>
           <w:color w:val="0000FF"/>
         </w:rPr>
-        <w:instrText xml:space="preserve"> REF _Numd19e1895 \h </w:instrText>
+        <w:instrText xml:space="preserve"> REF _Numd19e1885 \h </w:instrText>
       </w:r>
       <w:r>
         <w:fldChar w:fldCharType="separate"/>
@@ -857,7 +857,7 @@
         <w:rPr>
           <w:color w:val="0000FF"/>
         </w:rPr>
-        <w:instrText xml:space="preserve"> REF _Numd19e1917 \h </w:instrText>
+        <w:instrText xml:space="preserve"> REF _Numd19e1907 \h </w:instrText>
       </w:r>
       <w:r>
         <w:fldChar w:fldCharType="separate"/>
@@ -903,7 +903,7 @@
         <w:rPr>
           <w:color w:val="0000FF"/>
         </w:rPr>
-        <w:instrText xml:space="preserve"> REF _Numd19e1940 \h </w:instrText>
+        <w:instrText xml:space="preserve"> REF _Numd19e1930 \h </w:instrText>
       </w:r>
       <w:r>
         <w:fldChar w:fldCharType="separate"/>
@@ -949,7 +949,7 @@
         <w:rPr>
           <w:color w:val="0000FF"/>
         </w:rPr>
-        <w:instrText xml:space="preserve"> REF _Numd19e1992 \h </w:instrText>
+        <w:instrText xml:space="preserve"> REF _Numd19e1982 \h </w:instrText>
       </w:r>
       <w:r>
         <w:fldChar w:fldCharType="separate"/>
@@ -995,7 +995,7 @@
         <w:rPr>
           <w:color w:val="0000FF"/>
         </w:rPr>
-        <w:instrText xml:space="preserve"> REF _Numd19e2011 \h </w:instrText>
+        <w:instrText xml:space="preserve"> REF _Numd19e2001 \h </w:instrText>
       </w:r>
       <w:r>
         <w:fldChar w:fldCharType="separate"/>
@@ -1041,7 +1041,7 @@
         <w:rPr>
           <w:color w:val="0000FF"/>
         </w:rPr>
-        <w:instrText xml:space="preserve"> REF _Numd19e2037 \h </w:instrText>
+        <w:instrText xml:space="preserve"> REF _Numd19e2027 \h </w:instrText>
       </w:r>
       <w:r>
         <w:fldChar w:fldCharType="separate"/>
@@ -1087,7 +1087,7 @@
         <w:rPr>
           <w:color w:val="0000FF"/>
         </w:rPr>
-        <w:instrText xml:space="preserve"> REF _Numd19e2060 \h </w:instrText>
+        <w:instrText xml:space="preserve"> REF _Numd19e2050 \h </w:instrText>
       </w:r>
       <w:r>
         <w:fldChar w:fldCharType="separate"/>
@@ -1133,7 +1133,7 @@
         <w:rPr>
           <w:color w:val="0000FF"/>
         </w:rPr>
-        <w:instrText xml:space="preserve"> REF _Numd19e2087 \h </w:instrText>
+        <w:instrText xml:space="preserve"> REF _Numd19e2077 \h </w:instrText>
       </w:r>
       <w:r>
         <w:fldChar w:fldCharType="separate"/>
@@ -1179,7 +1179,7 @@
         <w:rPr>
           <w:color w:val="0000FF"/>
         </w:rPr>
-        <w:instrText xml:space="preserve"> REF _Numd19e2100 \h </w:instrText>
+        <w:instrText xml:space="preserve"> REF _Numd19e2090 \h </w:instrText>
       </w:r>
       <w:r>
         <w:fldChar w:fldCharType="separate"/>
@@ -1225,7 +1225,7 @@
         <w:rPr>
           <w:color w:val="0000FF"/>
         </w:rPr>
-        <w:instrText xml:space="preserve"> REF _Numd19e2119 \h </w:instrText>
+        <w:instrText xml:space="preserve"> REF _Numd19e2109 \h </w:instrText>
       </w:r>
       <w:r>
         <w:fldChar w:fldCharType="separate"/>
@@ -1271,7 +1271,7 @@
         <w:rPr>
           <w:color w:val="0000FF"/>
         </w:rPr>
-        <w:instrText xml:space="preserve"> REF _Numd19e2693 \h </w:instrText>
+        <w:instrText xml:space="preserve"> REF _Numd19e2683 \h </w:instrText>
       </w:r>
       <w:r>
         <w:fldChar w:fldCharType="separate"/>
@@ -1317,7 +1317,7 @@
         <w:rPr>
           <w:color w:val="0000FF"/>
         </w:rPr>
-        <w:instrText xml:space="preserve"> REF _Numd19e2836 \h </w:instrText>
+        <w:instrText xml:space="preserve"> REF _Numd19e2826 \h </w:instrText>
       </w:r>
       <w:r>
         <w:fldChar w:fldCharType="separate"/>
@@ -1363,7 +1363,7 @@
         <w:rPr>
           <w:color w:val="0000FF"/>
         </w:rPr>
-        <w:instrText xml:space="preserve"> REF _Numd19e3031 \h </w:instrText>
+        <w:instrText xml:space="preserve"> REF _Numd19e3021 \h </w:instrText>
       </w:r>
       <w:r>
         <w:fldChar w:fldCharType="separate"/>
@@ -1409,7 +1409,7 @@
         <w:rPr>
           <w:color w:val="0000FF"/>
         </w:rPr>
-        <w:instrText xml:space="preserve"> REF _Numd19e3044 \h </w:instrText>
+        <w:instrText xml:space="preserve"> REF _Numd19e3034 \h </w:instrText>
       </w:r>
       <w:r>
         <w:fldChar w:fldCharType="separate"/>
@@ -1455,7 +1455,7 @@
         <w:rPr>
           <w:color w:val="0000FF"/>
         </w:rPr>
-        <w:instrText xml:space="preserve"> REF _Numd19e3087 \h </w:instrText>
+        <w:instrText xml:space="preserve"> REF _Numd19e3077 \h </w:instrText>
       </w:r>
       <w:r>
         <w:fldChar w:fldCharType="separate"/>
@@ -1501,7 +1501,7 @@
         <w:rPr>
           <w:color w:val="0000FF"/>
         </w:rPr>
-        <w:instrText xml:space="preserve"> REF _Numd19e3138 \h </w:instrText>
+        <w:instrText xml:space="preserve"> REF _Numd19e3128 \h </w:instrText>
       </w:r>
       <w:r>
         <w:fldChar w:fldCharType="separate"/>
@@ -1547,7 +1547,7 @@
         <w:rPr>
           <w:color w:val="0000FF"/>
         </w:rPr>
-        <w:instrText xml:space="preserve"> REF _Numd19e3344 \h </w:instrText>
+        <w:instrText xml:space="preserve"> REF _Numd19e3334 \h </w:instrText>
       </w:r>
       <w:r>
         <w:fldChar w:fldCharType="separate"/>
@@ -1593,7 +1593,7 @@
         <w:rPr>
           <w:color w:val="0000FF"/>
         </w:rPr>
-        <w:instrText xml:space="preserve"> REF _Numd19e3487 \h </w:instrText>
+        <w:instrText xml:space="preserve"> REF _Numd19e3477 \h </w:instrText>
       </w:r>
       <w:r>
         <w:fldChar w:fldCharType="separate"/>
@@ -1639,7 +1639,7 @@
         <w:rPr>
           <w:color w:val="0000FF"/>
         </w:rPr>
-        <w:instrText xml:space="preserve"> REF _Numd19e3500 \h </w:instrText>
+        <w:instrText xml:space="preserve"> REF _Numd19e3490 \h </w:instrText>
       </w:r>
       <w:r>
         <w:fldChar w:fldCharType="separate"/>
@@ -1685,7 +1685,7 @@
         <w:rPr>
           <w:color w:val="0000FF"/>
         </w:rPr>
-        <w:instrText xml:space="preserve"> REF _Numd19e3564 \h </w:instrText>
+        <w:instrText xml:space="preserve"> REF _Numd19e3554 \h </w:instrText>
       </w:r>
       <w:r>
         <w:fldChar w:fldCharType="separate"/>
@@ -1731,7 +1731,7 @@
         <w:rPr>
           <w:color w:val="0000FF"/>
         </w:rPr>
-        <w:instrText xml:space="preserve"> REF _Numd19e3607 \h </w:instrText>
+        <w:instrText xml:space="preserve"> REF _Numd19e3597 \h </w:instrText>
       </w:r>
       <w:r>
         <w:fldChar w:fldCharType="separate"/>
@@ -1777,7 +1777,7 @@
         <w:rPr>
           <w:color w:val="0000FF"/>
         </w:rPr>
-        <w:instrText xml:space="preserve"> REF _Numd19e3667 \h </w:instrText>
+        <w:instrText xml:space="preserve"> REF _Numd19e3657 \h </w:instrText>
       </w:r>
       <w:r>
         <w:fldChar w:fldCharType="separate"/>
@@ -1823,7 +1823,7 @@
         <w:rPr>
           <w:color w:val="0000FF"/>
         </w:rPr>
-        <w:instrText xml:space="preserve"> REF _Numd19e3992 \h </w:instrText>
+        <w:instrText xml:space="preserve"> REF _Numd19e3982 \h </w:instrText>
       </w:r>
       <w:r>
         <w:fldChar w:fldCharType="separate"/>
@@ -1869,7 +1869,7 @@
         <w:rPr>
           <w:color w:val="0000FF"/>
         </w:rPr>
-        <w:instrText xml:space="preserve"> REF _Numd19e4294 \h </w:instrText>
+        <w:instrText xml:space="preserve"> REF _Numd19e4284 \h </w:instrText>
       </w:r>
       <w:r>
         <w:fldChar w:fldCharType="separate"/>
@@ -1915,7 +1915,7 @@
         <w:rPr>
           <w:color w:val="0000FF"/>
         </w:rPr>
-        <w:instrText xml:space="preserve"> REF _Numd19e4405 \h </w:instrText>
+        <w:instrText xml:space="preserve"> REF _Numd19e4395 \h </w:instrText>
       </w:r>
       <w:r>
         <w:fldChar w:fldCharType="separate"/>
@@ -1961,7 +1961,7 @@
         <w:rPr>
           <w:color w:val="0000FF"/>
         </w:rPr>
-        <w:instrText xml:space="preserve"> REF _Numd19e4418 \h </w:instrText>
+        <w:instrText xml:space="preserve"> REF _Numd19e4408 \h </w:instrText>
       </w:r>
       <w:r>
         <w:fldChar w:fldCharType="separate"/>
@@ -2007,7 +2007,7 @@
         <w:rPr>
           <w:color w:val="0000FF"/>
         </w:rPr>
-        <w:instrText xml:space="preserve"> REF _Numd19e4467 \h </w:instrText>
+        <w:instrText xml:space="preserve"> REF _Numd19e4457 \h </w:instrText>
       </w:r>
       <w:r>
         <w:fldChar w:fldCharType="separate"/>
@@ -2053,7 +2053,7 @@
         <w:rPr>
           <w:color w:val="0000FF"/>
         </w:rPr>
-        <w:instrText xml:space="preserve"> REF _Numd19e4538 \h </w:instrText>
+        <w:instrText xml:space="preserve"> REF _Numd19e4528 \h </w:instrText>
       </w:r>
       <w:r>
         <w:fldChar w:fldCharType="separate"/>
@@ -2648,10 +2648,7 @@
         <w:t>(2)</w:t>
       </w:r>
       <w:r>
-        <w:t xml:space="preserve"> </w:t>
-      </w:r>
-      <w:r>
-        <w:t xml:space="preserve">A contract in an amount greater than $25 million that is awarded on a sole source basis for a product or service treated as a commercial product or commercial service under paragraph (f)(1) of this section but does not meet the definition of a commercial product or commercial service at </w:t>
+        <w:t xml:space="preserve"> A contract in an amount greater than $25 million that is awarded on a sole source basis for a product or service treated as a commercial product or commercial service under paragraph (f)(1) of this section but does not meet the definition of a commercial product or commercial service at </w:t>
       </w:r>
       <w:r>
         <w:rPr>
@@ -2661,9 +2658,6 @@
       </w:r>
       <w:r>
         <w:t xml:space="preserve"> shall not be exempt from—</w:t>
-      </w:r>
-      <w:r>
-        <w:t/>
       </w:r>
     </w:p>
     <w:p xmlns:tce="http://www.TCE.com">
@@ -2675,8 +2669,8 @@
           <w:numId w:val="112"/>
         </w:numPr>
       </w:pPr>
-      <w:bookmarkStart w:id="28" w:name="_Tocd19e1093"/>
-      <w:bookmarkStart w:id="27" w:name="_Refd19e1093"/>
+      <w:bookmarkStart w:id="28" w:name="_Tocd19e1088"/>
+      <w:bookmarkStart w:id="27" w:name="_Refd19e1088"/>
       <w:r>
         <w:t/>
       </w:r>
@@ -2735,9 +2729,9 @@
       <w:pPr>
         <w:pStyle w:val="Heading3"/>
       </w:pPr>
-      <w:bookmarkStart w:id="29" w:name="_Numd19e1126"/>
-      <w:bookmarkStart w:id="30" w:name="_Refd19e1126"/>
-      <w:bookmarkStart w:id="31" w:name="_Tocd19e1126"/>
+      <w:bookmarkStart w:id="29" w:name="_Numd19e1121"/>
+      <w:bookmarkStart w:id="30" w:name="_Refd19e1121"/>
+      <w:bookmarkStart w:id="31" w:name="_Tocd19e1121"/>
       <w:r>
         <w:t/>
       </w:r>
@@ -2777,7 +2771,7 @@
         <w:rPr>
           <w:color w:val="0000FF"/>
         </w:rPr>
-        <w:instrText xml:space="preserve"> REF _Numd19e4294 \h </w:instrText>
+        <w:instrText xml:space="preserve"> REF _Numd19e4284 \h </w:instrText>
       </w:r>
       <w:r>
         <w:fldChar w:fldCharType="separate"/>
@@ -2810,7 +2804,7 @@
         <w:rPr>
           <w:color w:val="0000FF"/>
         </w:rPr>
-        <w:instrText xml:space="preserve"> REF _Numd19e3667 \h </w:instrText>
+        <w:instrText xml:space="preserve"> REF _Numd19e3657 \h </w:instrText>
       </w:r>
       <w:r>
         <w:fldChar w:fldCharType="separate"/>
@@ -2843,7 +2837,7 @@
         <w:rPr>
           <w:color w:val="0000FF"/>
         </w:rPr>
-        <w:instrText xml:space="preserve"> REF _Numd19e3992 \h </w:instrText>
+        <w:instrText xml:space="preserve"> REF _Numd19e3982 \h </w:instrText>
       </w:r>
       <w:r>
         <w:fldChar w:fldCharType="separate"/>
@@ -2872,9 +2866,9 @@
       <w:pPr>
         <w:pStyle w:val="Heading2"/>
       </w:pPr>
-      <w:bookmarkStart w:id="32" w:name="_Numd19e1162"/>
-      <w:bookmarkStart w:id="33" w:name="_Refd19e1162"/>
-      <w:bookmarkStart w:id="34" w:name="_Tocd19e1162"/>
+      <w:bookmarkStart w:id="32" w:name="_Numd19e1157"/>
+      <w:bookmarkStart w:id="33" w:name="_Refd19e1157"/>
+      <w:bookmarkStart w:id="34" w:name="_Tocd19e1157"/>
       <w:r>
         <w:t/>
       </w:r>
@@ -2893,9 +2887,9 @@
       <w:pPr>
         <w:pStyle w:val="Heading3"/>
       </w:pPr>
-      <w:bookmarkStart w:id="35" w:name="_Numd19e1175"/>
-      <w:bookmarkStart w:id="36" w:name="_Refd19e1175"/>
-      <w:bookmarkStart w:id="37" w:name="_Tocd19e1175"/>
+      <w:bookmarkStart w:id="35" w:name="_Numd19e1170"/>
+      <w:bookmarkStart w:id="36" w:name="_Refd19e1170"/>
+      <w:bookmarkStart w:id="37" w:name="_Tocd19e1170"/>
       <w:r>
         <w:t/>
       </w:r>
@@ -2922,9 +2916,9 @@
       <w:pPr>
         <w:pStyle w:val="Heading3"/>
       </w:pPr>
-      <w:bookmarkStart w:id="38" w:name="_Numd19e1194"/>
-      <w:bookmarkStart w:id="39" w:name="_Refd19e1194"/>
-      <w:bookmarkStart w:id="40" w:name="_Tocd19e1194"/>
+      <w:bookmarkStart w:id="38" w:name="_Numd19e1189"/>
+      <w:bookmarkStart w:id="39" w:name="_Refd19e1189"/>
+      <w:bookmarkStart w:id="40" w:name="_Tocd19e1189"/>
       <w:r>
         <w:t/>
       </w:r>
@@ -2947,8 +2941,8 @@
           <w:numId w:val="113"/>
         </w:numPr>
       </w:pPr>
-      <w:bookmarkStart w:id="42" w:name="_Tocd19e1203"/>
-      <w:bookmarkStart w:id="41" w:name="_Refd19e1203"/>
+      <w:bookmarkStart w:id="42" w:name="_Tocd19e1198"/>
+      <w:bookmarkStart w:id="41" w:name="_Refd19e1198"/>
       <w:r>
         <w:t/>
       </w:r>
@@ -3096,9 +3090,9 @@
       <w:pPr>
         <w:pStyle w:val="Heading3"/>
       </w:pPr>
-      <w:bookmarkStart w:id="43" w:name="_Numd19e1271"/>
-      <w:bookmarkStart w:id="44" w:name="_Refd19e1271"/>
-      <w:bookmarkStart w:id="45" w:name="_Tocd19e1271"/>
+      <w:bookmarkStart w:id="43" w:name="_Numd19e1266"/>
+      <w:bookmarkStart w:id="44" w:name="_Refd19e1266"/>
+      <w:bookmarkStart w:id="45" w:name="_Tocd19e1266"/>
       <w:r>
         <w:t/>
       </w:r>
@@ -3167,7 +3161,7 @@
         <w:rPr>
           <w:color w:val="0000FF"/>
         </w:rPr>
-        <w:instrText xml:space="preserve"> REF _Numd19e4538 \h </w:instrText>
+        <w:instrText xml:space="preserve"> REF _Numd19e4528 \h </w:instrText>
       </w:r>
       <w:r>
         <w:fldChar w:fldCharType="separate"/>
@@ -3188,13 +3182,7 @@
         <w:fldChar w:fldCharType="end"/>
       </w:r>
       <w:r>
-        <w:t xml:space="preserve">. For acquisitions of commercial products or commercial services exceeding the simplified acquisition threshold but not exceeding </w:t>
-      </w:r>
-      <w:r>
-        <w:t>$9 million</w:t>
-      </w:r>
-      <w:r>
-        <w:t xml:space="preserve"> ($15 million for acquisitions as described in </w:t>
+        <w:t xml:space="preserve">. For acquisitions of commercial products or commercial services exceeding the simplified acquisition threshold but not exceeding $9 million ($15 million for acquisitions as described in </w:t>
       </w:r>
       <w:r>
         <w:rPr>
@@ -3248,9 +3236,9 @@
       <w:pPr>
         <w:pStyle w:val="Heading3"/>
       </w:pPr>
-      <w:bookmarkStart w:id="46" w:name="_Numd19e1338"/>
-      <w:bookmarkStart w:id="47" w:name="_Refd19e1338"/>
-      <w:bookmarkStart w:id="48" w:name="_Tocd19e1338"/>
+      <w:bookmarkStart w:id="46" w:name="_Numd19e1328"/>
+      <w:bookmarkStart w:id="47" w:name="_Refd19e1328"/>
+      <w:bookmarkStart w:id="48" w:name="_Tocd19e1328"/>
       <w:r>
         <w:t/>
       </w:r>
@@ -3273,8 +3261,8 @@
           <w:numId w:val="115"/>
         </w:numPr>
       </w:pPr>
-      <w:bookmarkStart w:id="50" w:name="_Tocd19e1347"/>
-      <w:bookmarkStart w:id="49" w:name="_Refd19e1347"/>
+      <w:bookmarkStart w:id="50" w:name="_Tocd19e1337"/>
+      <w:bookmarkStart w:id="49" w:name="_Refd19e1337"/>
       <w:r>
         <w:t/>
       </w:r>
@@ -3381,7 +3369,7 @@
         <w:rPr>
           <w:color w:val="0000FF"/>
         </w:rPr>
-        <w:instrText xml:space="preserve"> REF _Numd19e4538 \h </w:instrText>
+        <w:instrText xml:space="preserve"> REF _Numd19e4528 \h </w:instrText>
       </w:r>
       <w:r>
         <w:fldChar w:fldCharType="separate"/>
@@ -3470,9 +3458,9 @@
       <w:pPr>
         <w:pStyle w:val="Heading3"/>
       </w:pPr>
-      <w:bookmarkStart w:id="51" w:name="_Numd19e1425"/>
-      <w:bookmarkStart w:id="52" w:name="_Refd19e1425"/>
-      <w:bookmarkStart w:id="53" w:name="_Tocd19e1425"/>
+      <w:bookmarkStart w:id="51" w:name="_Numd19e1415"/>
+      <w:bookmarkStart w:id="52" w:name="_Refd19e1415"/>
+      <w:bookmarkStart w:id="53" w:name="_Tocd19e1415"/>
       <w:r>
         <w:t/>
       </w:r>
@@ -3495,8 +3483,8 @@
           <w:numId w:val="118"/>
         </w:numPr>
       </w:pPr>
-      <w:bookmarkStart w:id="55" w:name="_Tocd19e1434"/>
-      <w:bookmarkStart w:id="54" w:name="_Refd19e1434"/>
+      <w:bookmarkStart w:id="55" w:name="_Tocd19e1424"/>
+      <w:bookmarkStart w:id="54" w:name="_Refd19e1424"/>
       <w:r>
         <w:t/>
       </w:r>
@@ -3570,9 +3558,9 @@
       <w:pPr>
         <w:pStyle w:val="Heading3"/>
       </w:pPr>
-      <w:bookmarkStart w:id="56" w:name="_Numd19e1473"/>
-      <w:bookmarkStart w:id="57" w:name="_Refd19e1473"/>
-      <w:bookmarkStart w:id="58" w:name="_Tocd19e1473"/>
+      <w:bookmarkStart w:id="56" w:name="_Numd19e1463"/>
+      <w:bookmarkStart w:id="57" w:name="_Refd19e1463"/>
+      <w:bookmarkStart w:id="58" w:name="_Tocd19e1463"/>
       <w:r>
         <w:t/>
       </w:r>
@@ -3626,9 +3614,9 @@
       <w:pPr>
         <w:pStyle w:val="Heading3"/>
       </w:pPr>
-      <w:bookmarkStart w:id="59" w:name="_Numd19e1503"/>
-      <w:bookmarkStart w:id="60" w:name="_Refd19e1503"/>
-      <w:bookmarkStart w:id="61" w:name="_Tocd19e1503"/>
+      <w:bookmarkStart w:id="59" w:name="_Numd19e1493"/>
+      <w:bookmarkStart w:id="60" w:name="_Refd19e1493"/>
+      <w:bookmarkStart w:id="61" w:name="_Tocd19e1493"/>
       <w:r>
         <w:t/>
       </w:r>
@@ -3651,8 +3639,8 @@
           <w:numId w:val="119"/>
         </w:numPr>
       </w:pPr>
-      <w:bookmarkStart w:id="63" w:name="_Tocd19e1512"/>
-      <w:bookmarkStart w:id="62" w:name="_Refd19e1512"/>
+      <w:bookmarkStart w:id="63" w:name="_Tocd19e1502"/>
+      <w:bookmarkStart w:id="62" w:name="_Refd19e1502"/>
       <w:r>
         <w:t/>
       </w:r>
@@ -3691,8 +3679,8 @@
           <w:numId w:val="120"/>
         </w:numPr>
       </w:pPr>
-      <w:bookmarkStart w:id="65" w:name="_Tocd19e1527"/>
-      <w:bookmarkStart w:id="64" w:name="_Refd19e1527"/>
+      <w:bookmarkStart w:id="65" w:name="_Tocd19e1517"/>
+      <w:bookmarkStart w:id="64" w:name="_Refd19e1517"/>
       <w:r>
         <w:t/>
       </w:r>
@@ -3721,8 +3709,8 @@
           <w:numId w:val="121"/>
         </w:numPr>
       </w:pPr>
-      <w:bookmarkStart w:id="67" w:name="_Tocd19e1539"/>
-      <w:bookmarkStart w:id="66" w:name="_Refd19e1539"/>
+      <w:bookmarkStart w:id="67" w:name="_Tocd19e1529"/>
+      <w:bookmarkStart w:id="66" w:name="_Refd19e1529"/>
       <w:r>
         <w:t/>
       </w:r>
@@ -3742,8 +3730,8 @@
           <w:numId w:val="122"/>
         </w:numPr>
       </w:pPr>
-      <w:bookmarkStart w:id="69" w:name="_Tocd19e1547"/>
-      <w:bookmarkStart w:id="68" w:name="_Refd19e1547"/>
+      <w:bookmarkStart w:id="69" w:name="_Tocd19e1537"/>
+      <w:bookmarkStart w:id="68" w:name="_Refd19e1537"/>
       <w:r>
         <w:t/>
       </w:r>
@@ -3885,8 +3873,8 @@
           <w:numId w:val="123"/>
         </w:numPr>
       </w:pPr>
-      <w:bookmarkStart w:id="71" w:name="_Tocd19e1604"/>
-      <w:bookmarkStart w:id="70" w:name="_Refd19e1604"/>
+      <w:bookmarkStart w:id="71" w:name="_Tocd19e1594"/>
+      <w:bookmarkStart w:id="70" w:name="_Refd19e1594"/>
       <w:r>
         <w:t/>
       </w:r>
@@ -3944,8 +3932,8 @@
           <w:numId w:val="124"/>
         </w:numPr>
       </w:pPr>
-      <w:bookmarkStart w:id="73" w:name="_Tocd19e1626"/>
-      <w:bookmarkStart w:id="72" w:name="_Refd19e1626"/>
+      <w:bookmarkStart w:id="73" w:name="_Tocd19e1616"/>
+      <w:bookmarkStart w:id="72" w:name="_Refd19e1616"/>
       <w:r>
         <w:t/>
       </w:r>
@@ -4003,8 +3991,8 @@
           <w:numId w:val="125"/>
         </w:numPr>
       </w:pPr>
-      <w:bookmarkStart w:id="75" w:name="_Tocd19e1648"/>
-      <w:bookmarkStart w:id="74" w:name="_Refd19e1648"/>
+      <w:bookmarkStart w:id="75" w:name="_Tocd19e1638"/>
+      <w:bookmarkStart w:id="74" w:name="_Refd19e1638"/>
       <w:r>
         <w:t/>
       </w:r>
@@ -4116,8 +4104,8 @@
           <w:numId w:val="126"/>
         </w:numPr>
       </w:pPr>
-      <w:bookmarkStart w:id="77" w:name="_Tocd19e1693"/>
-      <w:bookmarkStart w:id="76" w:name="_Refd19e1693"/>
+      <w:bookmarkStart w:id="77" w:name="_Tocd19e1683"/>
+      <w:bookmarkStart w:id="76" w:name="_Refd19e1683"/>
       <w:r>
         <w:t/>
       </w:r>
@@ -4291,8 +4279,8 @@
           <w:numId w:val="127"/>
         </w:numPr>
       </w:pPr>
-      <w:bookmarkStart w:id="79" w:name="_Tocd19e1760"/>
-      <w:bookmarkStart w:id="78" w:name="_Refd19e1760"/>
+      <w:bookmarkStart w:id="79" w:name="_Tocd19e1750"/>
+      <w:bookmarkStart w:id="78" w:name="_Refd19e1750"/>
       <w:r>
         <w:t/>
       </w:r>
@@ -4321,8 +4309,8 @@
           <w:numId w:val="128"/>
         </w:numPr>
       </w:pPr>
-      <w:bookmarkStart w:id="81" w:name="_Tocd19e1772"/>
-      <w:bookmarkStart w:id="80" w:name="_Refd19e1772"/>
+      <w:bookmarkStart w:id="81" w:name="_Tocd19e1762"/>
+      <w:bookmarkStart w:id="80" w:name="_Refd19e1762"/>
       <w:r>
         <w:t/>
       </w:r>
@@ -4484,9 +4472,9 @@
       <w:pPr>
         <w:pStyle w:val="Heading3"/>
       </w:pPr>
-      <w:bookmarkStart w:id="82" w:name="_Numd19e1846"/>
-      <w:bookmarkStart w:id="83" w:name="_Refd19e1846"/>
-      <w:bookmarkStart w:id="84" w:name="_Tocd19e1846"/>
+      <w:bookmarkStart w:id="82" w:name="_Numd19e1836"/>
+      <w:bookmarkStart w:id="83" w:name="_Refd19e1836"/>
+      <w:bookmarkStart w:id="84" w:name="_Tocd19e1836"/>
       <w:r>
         <w:t/>
       </w:r>
@@ -4513,9 +4501,9 @@
       <w:pPr>
         <w:pStyle w:val="Heading3"/>
       </w:pPr>
-      <w:bookmarkStart w:id="85" w:name="_Numd19e1864"/>
-      <w:bookmarkStart w:id="86" w:name="_Refd19e1864"/>
-      <w:bookmarkStart w:id="87" w:name="_Tocd19e1864"/>
+      <w:bookmarkStart w:id="85" w:name="_Numd19e1854"/>
+      <w:bookmarkStart w:id="86" w:name="_Refd19e1854"/>
+      <w:bookmarkStart w:id="87" w:name="_Tocd19e1854"/>
       <w:r>
         <w:t/>
       </w:r>
@@ -4569,9 +4557,9 @@
       <w:pPr>
         <w:pStyle w:val="Heading3"/>
       </w:pPr>
-      <w:bookmarkStart w:id="88" w:name="_Numd19e1895"/>
-      <w:bookmarkStart w:id="89" w:name="_Refd19e1895"/>
-      <w:bookmarkStart w:id="90" w:name="_Tocd19e1895"/>
+      <w:bookmarkStart w:id="88" w:name="_Numd19e1885"/>
+      <w:bookmarkStart w:id="89" w:name="_Refd19e1885"/>
+      <w:bookmarkStart w:id="90" w:name="_Tocd19e1885"/>
       <w:r>
         <w:t/>
       </w:r>
@@ -4607,9 +4595,9 @@
       <w:pPr>
         <w:pStyle w:val="Heading3"/>
       </w:pPr>
-      <w:bookmarkStart w:id="91" w:name="_Numd19e1917"/>
-      <w:bookmarkStart w:id="92" w:name="_Refd19e1917"/>
-      <w:bookmarkStart w:id="93" w:name="_Tocd19e1917"/>
+      <w:bookmarkStart w:id="91" w:name="_Numd19e1907"/>
+      <w:bookmarkStart w:id="92" w:name="_Refd19e1907"/>
+      <w:bookmarkStart w:id="93" w:name="_Tocd19e1907"/>
       <w:r>
         <w:t/>
       </w:r>
@@ -4645,9 +4633,9 @@
       <w:pPr>
         <w:pStyle w:val="Heading3"/>
       </w:pPr>
-      <w:bookmarkStart w:id="94" w:name="_Numd19e1940"/>
-      <w:bookmarkStart w:id="95" w:name="_Refd19e1940"/>
-      <w:bookmarkStart w:id="96" w:name="_Tocd19e1940"/>
+      <w:bookmarkStart w:id="94" w:name="_Numd19e1930"/>
+      <w:bookmarkStart w:id="95" w:name="_Refd19e1930"/>
+      <w:bookmarkStart w:id="96" w:name="_Tocd19e1930"/>
       <w:r>
         <w:t/>
       </w:r>
@@ -4670,8 +4658,8 @@
           <w:numId w:val="129"/>
         </w:numPr>
       </w:pPr>
-      <w:bookmarkStart w:id="98" w:name="_Tocd19e1949"/>
-      <w:bookmarkStart w:id="97" w:name="_Refd19e1949"/>
+      <w:bookmarkStart w:id="98" w:name="_Tocd19e1939"/>
+      <w:bookmarkStart w:id="97" w:name="_Refd19e1939"/>
       <w:r>
         <w:t/>
       </w:r>
@@ -4691,8 +4679,8 @@
           <w:numId w:val="130"/>
         </w:numPr>
       </w:pPr>
-      <w:bookmarkStart w:id="100" w:name="_Tocd19e1957"/>
-      <w:bookmarkStart w:id="99" w:name="_Refd19e1957"/>
+      <w:bookmarkStart w:id="100" w:name="_Tocd19e1947"/>
+      <w:bookmarkStart w:id="99" w:name="_Refd19e1947"/>
       <w:r>
         <w:t/>
       </w:r>
@@ -4759,9 +4747,9 @@
       <w:pPr>
         <w:pStyle w:val="Heading3"/>
       </w:pPr>
-      <w:bookmarkStart w:id="101" w:name="_Numd19e1992"/>
-      <w:bookmarkStart w:id="102" w:name="_Refd19e1992"/>
-      <w:bookmarkStart w:id="103" w:name="_Tocd19e1992"/>
+      <w:bookmarkStart w:id="101" w:name="_Numd19e1982"/>
+      <w:bookmarkStart w:id="102" w:name="_Refd19e1982"/>
+      <w:bookmarkStart w:id="103" w:name="_Tocd19e1982"/>
       <w:r>
         <w:t/>
       </w:r>
@@ -4788,9 +4776,9 @@
       <w:pPr>
         <w:pStyle w:val="Heading3"/>
       </w:pPr>
-      <w:bookmarkStart w:id="104" w:name="_Numd19e2011"/>
-      <w:bookmarkStart w:id="105" w:name="_Refd19e2011"/>
-      <w:bookmarkStart w:id="106" w:name="_Tocd19e2011"/>
+      <w:bookmarkStart w:id="104" w:name="_Numd19e2001"/>
+      <w:bookmarkStart w:id="105" w:name="_Refd19e2001"/>
+      <w:bookmarkStart w:id="106" w:name="_Tocd19e2001"/>
       <w:r>
         <w:t/>
       </w:r>
@@ -4835,9 +4823,9 @@
       <w:pPr>
         <w:pStyle w:val="Heading3"/>
       </w:pPr>
-      <w:bookmarkStart w:id="107" w:name="_Numd19e2037"/>
-      <w:bookmarkStart w:id="108" w:name="_Refd19e2037"/>
-      <w:bookmarkStart w:id="109" w:name="_Tocd19e2037"/>
+      <w:bookmarkStart w:id="107" w:name="_Numd19e2027"/>
+      <w:bookmarkStart w:id="108" w:name="_Refd19e2027"/>
+      <w:bookmarkStart w:id="109" w:name="_Tocd19e2027"/>
       <w:r>
         <w:t/>
       </w:r>
@@ -4873,9 +4861,9 @@
       <w:pPr>
         <w:pStyle w:val="Heading3"/>
       </w:pPr>
-      <w:bookmarkStart w:id="110" w:name="_Numd19e2060"/>
-      <w:bookmarkStart w:id="111" w:name="_Refd19e2060"/>
-      <w:bookmarkStart w:id="112" w:name="_Tocd19e2060"/>
+      <w:bookmarkStart w:id="110" w:name="_Numd19e2050"/>
+      <w:bookmarkStart w:id="111" w:name="_Refd19e2050"/>
+      <w:bookmarkStart w:id="112" w:name="_Tocd19e2050"/>
       <w:r>
         <w:t/>
       </w:r>
@@ -4922,9 +4910,9 @@
       <w:pPr>
         <w:pStyle w:val="Heading2"/>
       </w:pPr>
-      <w:bookmarkStart w:id="113" w:name="_Numd19e2087"/>
-      <w:bookmarkStart w:id="114" w:name="_Refd19e2087"/>
-      <w:bookmarkStart w:id="115" w:name="_Tocd19e2087"/>
+      <w:bookmarkStart w:id="113" w:name="_Numd19e2077"/>
+      <w:bookmarkStart w:id="114" w:name="_Refd19e2077"/>
+      <w:bookmarkStart w:id="115" w:name="_Tocd19e2077"/>
       <w:r>
         <w:t/>
       </w:r>
@@ -4943,9 +4931,9 @@
       <w:pPr>
         <w:pStyle w:val="Heading3"/>
       </w:pPr>
-      <w:bookmarkStart w:id="116" w:name="_Numd19e2100"/>
-      <w:bookmarkStart w:id="117" w:name="_Refd19e2100"/>
-      <w:bookmarkStart w:id="118" w:name="_Tocd19e2100"/>
+      <w:bookmarkStart w:id="116" w:name="_Numd19e2090"/>
+      <w:bookmarkStart w:id="117" w:name="_Refd19e2090"/>
+      <w:bookmarkStart w:id="118" w:name="_Tocd19e2090"/>
       <w:r>
         <w:t/>
       </w:r>
@@ -4972,9 +4960,9 @@
       <w:pPr>
         <w:pStyle w:val="Heading3"/>
       </w:pPr>
-      <w:bookmarkStart w:id="119" w:name="_Numd19e2119"/>
-      <w:bookmarkStart w:id="120" w:name="_Refd19e2119"/>
-      <w:bookmarkStart w:id="121" w:name="_Tocd19e2119"/>
+      <w:bookmarkStart w:id="119" w:name="_Numd19e2109"/>
+      <w:bookmarkStart w:id="120" w:name="_Refd19e2109"/>
+      <w:bookmarkStart w:id="121" w:name="_Tocd19e2109"/>
       <w:r>
         <w:t/>
       </w:r>
@@ -4997,8 +4985,8 @@
           <w:numId w:val="131"/>
         </w:numPr>
       </w:pPr>
-      <w:bookmarkStart w:id="123" w:name="_Tocd19e2128"/>
-      <w:bookmarkStart w:id="122" w:name="_Refd19e2128"/>
+      <w:bookmarkStart w:id="123" w:name="_Tocd19e2118"/>
+      <w:bookmarkStart w:id="122" w:name="_Refd19e2118"/>
       <w:r>
         <w:t/>
       </w:r>
@@ -5018,8 +5006,8 @@
           <w:numId w:val="132"/>
         </w:numPr>
       </w:pPr>
-      <w:bookmarkStart w:id="125" w:name="_Tocd19e2136"/>
-      <w:bookmarkStart w:id="124" w:name="_Refd19e2136"/>
+      <w:bookmarkStart w:id="125" w:name="_Tocd19e2126"/>
+      <w:bookmarkStart w:id="124" w:name="_Refd19e2126"/>
       <w:r>
         <w:t/>
       </w:r>
@@ -5079,8 +5067,8 @@
           <w:numId w:val="133"/>
         </w:numPr>
       </w:pPr>
-      <w:bookmarkStart w:id="127" w:name="_Tocd19e2159"/>
-      <w:bookmarkStart w:id="126" w:name="_Refd19e2159"/>
+      <w:bookmarkStart w:id="127" w:name="_Tocd19e2149"/>
+      <w:bookmarkStart w:id="126" w:name="_Refd19e2149"/>
       <w:r>
         <w:t/>
       </w:r>
@@ -5142,7 +5130,7 @@
         <w:rPr>
           <w:color w:val="0000FF"/>
         </w:rPr>
-        <w:instrText xml:space="preserve"> REF _Numd19e2693 \h </w:instrText>
+        <w:instrText xml:space="preserve"> REF _Numd19e2683 \h </w:instrText>
       </w:r>
       <w:r>
         <w:fldChar w:fldCharType="separate"/>
@@ -5287,7 +5275,7 @@
         <w:rPr>
           <w:color w:val="0000FF"/>
         </w:rPr>
-        <w:instrText xml:space="preserve"> REF _Numd19e2693 \h </w:instrText>
+        <w:instrText xml:space="preserve"> REF _Numd19e2683 \h </w:instrText>
       </w:r>
       <w:r>
         <w:fldChar w:fldCharType="separate"/>
@@ -5393,8 +5381,8 @@
           <w:numId w:val="134"/>
         </w:numPr>
       </w:pPr>
-      <w:bookmarkStart w:id="129" w:name="_Tocd19e2262"/>
-      <w:bookmarkStart w:id="128" w:name="_Refd19e2262"/>
+      <w:bookmarkStart w:id="129" w:name="_Tocd19e2252"/>
+      <w:bookmarkStart w:id="128" w:name="_Refd19e2252"/>
       <w:r>
         <w:t/>
       </w:r>
@@ -5442,8 +5430,8 @@
           <w:numId w:val="135"/>
         </w:numPr>
       </w:pPr>
-      <w:bookmarkStart w:id="131" w:name="_Tocd19e2281"/>
-      <w:bookmarkStart w:id="130" w:name="_Refd19e2281"/>
+      <w:bookmarkStart w:id="131" w:name="_Tocd19e2271"/>
+      <w:bookmarkStart w:id="130" w:name="_Refd19e2271"/>
       <w:r>
         <w:t/>
       </w:r>
@@ -5482,8 +5470,8 @@
           <w:numId w:val="136"/>
         </w:numPr>
       </w:pPr>
-      <w:bookmarkStart w:id="133" w:name="_Tocd19e2296"/>
-      <w:bookmarkStart w:id="132" w:name="_Refd19e2296"/>
+      <w:bookmarkStart w:id="133" w:name="_Tocd19e2286"/>
+      <w:bookmarkStart w:id="132" w:name="_Refd19e2286"/>
       <w:r>
         <w:t/>
       </w:r>
@@ -5568,8 +5556,8 @@
           <w:numId w:val="137"/>
         </w:numPr>
       </w:pPr>
-      <w:bookmarkStart w:id="135" w:name="_Tocd19e2329"/>
-      <w:bookmarkStart w:id="134" w:name="_Refd19e2329"/>
+      <w:bookmarkStart w:id="135" w:name="_Tocd19e2319"/>
+      <w:bookmarkStart w:id="134" w:name="_Refd19e2319"/>
       <w:r>
         <w:t/>
       </w:r>
@@ -5598,7 +5586,7 @@
         <w:rPr>
           <w:color w:val="0000FF"/>
         </w:rPr>
-        <w:instrText xml:space="preserve"> REF _Numd19e4467 \h </w:instrText>
+        <w:instrText xml:space="preserve"> REF _Numd19e4457 \h </w:instrText>
       </w:r>
       <w:r>
         <w:fldChar w:fldCharType="separate"/>
@@ -5677,7 +5665,7 @@
         <w:rPr>
           <w:color w:val="0000FF"/>
         </w:rPr>
-        <w:instrText xml:space="preserve"> REF _Numd19e2693 \h </w:instrText>
+        <w:instrText xml:space="preserve"> REF _Numd19e2683 \h </w:instrText>
       </w:r>
       <w:r>
         <w:fldChar w:fldCharType="separate"/>
@@ -5731,8 +5719,8 @@
           <w:numId w:val="138"/>
         </w:numPr>
       </w:pPr>
-      <w:bookmarkStart w:id="137" w:name="_Tocd19e2376"/>
-      <w:bookmarkStart w:id="136" w:name="_Refd19e2376"/>
+      <w:bookmarkStart w:id="137" w:name="_Tocd19e2366"/>
+      <w:bookmarkStart w:id="136" w:name="_Refd19e2366"/>
       <w:r>
         <w:t/>
       </w:r>
@@ -6290,7 +6278,7 @@
         <w:rPr>
           <w:color w:val="0000FF"/>
         </w:rPr>
-        <w:instrText xml:space="preserve"> REF _Numd19e2693 \h </w:instrText>
+        <w:instrText xml:space="preserve"> REF _Numd19e2683 \h </w:instrText>
       </w:r>
       <w:r>
         <w:fldChar w:fldCharType="separate"/>
@@ -6323,8 +6311,8 @@
           <w:numId w:val="139"/>
         </w:numPr>
       </w:pPr>
-      <w:bookmarkStart w:id="139" w:name="_Tocd19e2608"/>
-      <w:bookmarkStart w:id="138" w:name="_Refd19e2608"/>
+      <w:bookmarkStart w:id="139" w:name="_Tocd19e2598"/>
+      <w:bookmarkStart w:id="138" w:name="_Refd19e2598"/>
       <w:r>
         <w:t/>
       </w:r>
@@ -6511,9 +6499,9 @@
       <w:pPr>
         <w:pStyle w:val="Heading3"/>
       </w:pPr>
-      <w:bookmarkStart w:id="140" w:name="_Numd19e2693"/>
-      <w:bookmarkStart w:id="141" w:name="_Refd19e2693"/>
-      <w:bookmarkStart w:id="142" w:name="_Tocd19e2693"/>
+      <w:bookmarkStart w:id="140" w:name="_Numd19e2683"/>
+      <w:bookmarkStart w:id="141" w:name="_Refd19e2683"/>
+      <w:bookmarkStart w:id="142" w:name="_Tocd19e2683"/>
       <w:r>
         <w:t/>
       </w:r>
@@ -6536,8 +6524,8 @@
           <w:numId w:val="140"/>
         </w:numPr>
       </w:pPr>
-      <w:bookmarkStart w:id="144" w:name="_Tocd19e2702"/>
-      <w:bookmarkStart w:id="143" w:name="_Refd19e2702"/>
+      <w:bookmarkStart w:id="144" w:name="_Tocd19e2692"/>
+      <w:bookmarkStart w:id="143" w:name="_Refd19e2692"/>
       <w:r>
         <w:t/>
       </w:r>
@@ -6639,8 +6627,8 @@
           <w:numId w:val="141"/>
         </w:numPr>
       </w:pPr>
-      <w:bookmarkStart w:id="146" w:name="_Tocd19e2742"/>
-      <w:bookmarkStart w:id="145" w:name="_Refd19e2742"/>
+      <w:bookmarkStart w:id="146" w:name="_Tocd19e2732"/>
+      <w:bookmarkStart w:id="145" w:name="_Refd19e2732"/>
       <w:r>
         <w:t/>
       </w:r>
@@ -6863,9 +6851,9 @@
       <w:pPr>
         <w:pStyle w:val="Heading3"/>
       </w:pPr>
-      <w:bookmarkStart w:id="147" w:name="_Numd19e2836"/>
-      <w:bookmarkStart w:id="148" w:name="_Refd19e2836"/>
-      <w:bookmarkStart w:id="149" w:name="_Tocd19e2836"/>
+      <w:bookmarkStart w:id="147" w:name="_Numd19e2826"/>
+      <w:bookmarkStart w:id="148" w:name="_Refd19e2826"/>
+      <w:bookmarkStart w:id="149" w:name="_Tocd19e2826"/>
       <w:r>
         <w:t/>
       </w:r>
@@ -6929,8 +6917,8 @@
           <w:numId w:val="142"/>
         </w:numPr>
       </w:pPr>
-      <w:bookmarkStart w:id="151" w:name="_Tocd19e2851"/>
-      <w:bookmarkStart w:id="150" w:name="_Refd19e2851"/>
+      <w:bookmarkStart w:id="151" w:name="_Tocd19e2841"/>
+      <w:bookmarkStart w:id="150" w:name="_Refd19e2841"/>
       <w:r>
         <w:t/>
       </w:r>
@@ -6991,8 +6979,8 @@
           <w:numId w:val="143"/>
         </w:numPr>
       </w:pPr>
-      <w:bookmarkStart w:id="153" w:name="_Tocd19e2874"/>
-      <w:bookmarkStart w:id="152" w:name="_Refd19e2874"/>
+      <w:bookmarkStart w:id="153" w:name="_Tocd19e2864"/>
+      <w:bookmarkStart w:id="152" w:name="_Refd19e2864"/>
       <w:r>
         <w:t/>
       </w:r>
@@ -7109,8 +7097,8 @@
           <w:numId w:val="144"/>
         </w:numPr>
       </w:pPr>
-      <w:bookmarkStart w:id="155" w:name="_Tocd19e2918"/>
-      <w:bookmarkStart w:id="154" w:name="_Refd19e2918"/>
+      <w:bookmarkStart w:id="155" w:name="_Tocd19e2908"/>
+      <w:bookmarkStart w:id="154" w:name="_Refd19e2908"/>
       <w:r>
         <w:t/>
       </w:r>
@@ -7246,8 +7234,8 @@
           <w:numId w:val="145"/>
         </w:numPr>
       </w:pPr>
-      <w:bookmarkStart w:id="157" w:name="_Tocd19e2971"/>
-      <w:bookmarkStart w:id="156" w:name="_Refd19e2971"/>
+      <w:bookmarkStart w:id="157" w:name="_Tocd19e2961"/>
+      <w:bookmarkStart w:id="156" w:name="_Refd19e2961"/>
       <w:r>
         <w:t/>
       </w:r>
@@ -7371,9 +7359,9 @@
       <w:pPr>
         <w:pStyle w:val="Heading2"/>
       </w:pPr>
-      <w:bookmarkStart w:id="158" w:name="_Numd19e3031"/>
-      <w:bookmarkStart w:id="159" w:name="_Refd19e3031"/>
-      <w:bookmarkStart w:id="160" w:name="_Tocd19e3031"/>
+      <w:bookmarkStart w:id="158" w:name="_Numd19e3021"/>
+      <w:bookmarkStart w:id="159" w:name="_Refd19e3021"/>
+      <w:bookmarkStart w:id="160" w:name="_Tocd19e3021"/>
       <w:r>
         <w:t/>
       </w:r>
@@ -7392,9 +7380,9 @@
       <w:pPr>
         <w:pStyle w:val="Heading3"/>
       </w:pPr>
-      <w:bookmarkStart w:id="161" w:name="_Numd19e3044"/>
-      <w:bookmarkStart w:id="162" w:name="_Refd19e3044"/>
-      <w:bookmarkStart w:id="163" w:name="_Tocd19e3044"/>
+      <w:bookmarkStart w:id="161" w:name="_Numd19e3034"/>
+      <w:bookmarkStart w:id="162" w:name="_Refd19e3034"/>
+      <w:bookmarkStart w:id="163" w:name="_Tocd19e3034"/>
       <w:r>
         <w:t/>
       </w:r>
@@ -7425,8 +7413,8 @@
           <w:numId w:val="146"/>
         </w:numPr>
       </w:pPr>
-      <w:bookmarkStart w:id="165" w:name="_Tocd19e3055"/>
-      <w:bookmarkStart w:id="164" w:name="_Refd19e3055"/>
+      <w:bookmarkStart w:id="165" w:name="_Tocd19e3045"/>
+      <w:bookmarkStart w:id="164" w:name="_Refd19e3045"/>
       <w:r>
         <w:t/>
       </w:r>
@@ -7481,9 +7469,9 @@
       <w:pPr>
         <w:pStyle w:val="Heading3"/>
       </w:pPr>
-      <w:bookmarkStart w:id="166" w:name="_Numd19e3087"/>
-      <w:bookmarkStart w:id="167" w:name="_Refd19e3087"/>
-      <w:bookmarkStart w:id="168" w:name="_Tocd19e3087"/>
+      <w:bookmarkStart w:id="166" w:name="_Numd19e3077"/>
+      <w:bookmarkStart w:id="167" w:name="_Refd19e3077"/>
+      <w:bookmarkStart w:id="168" w:name="_Tocd19e3077"/>
       <w:r>
         <w:t/>
       </w:r>
@@ -7506,8 +7494,8 @@
           <w:numId w:val="147"/>
         </w:numPr>
       </w:pPr>
-      <w:bookmarkStart w:id="170" w:name="_Tocd19e3096"/>
-      <w:bookmarkStart w:id="169" w:name="_Refd19e3096"/>
+      <w:bookmarkStart w:id="170" w:name="_Tocd19e3086"/>
+      <w:bookmarkStart w:id="169" w:name="_Refd19e3086"/>
       <w:r>
         <w:t/>
       </w:r>
@@ -7555,7 +7543,7 @@
         <w:rPr>
           <w:color w:val="0000FF"/>
         </w:rPr>
-        <w:instrText xml:space="preserve"> REF _Numd19e3344 \h </w:instrText>
+        <w:instrText xml:space="preserve"> REF _Numd19e3334 \h </w:instrText>
       </w:r>
       <w:r>
         <w:fldChar w:fldCharType="separate"/>
@@ -7614,9 +7602,9 @@
       <w:pPr>
         <w:pStyle w:val="Heading3"/>
       </w:pPr>
-      <w:bookmarkStart w:id="171" w:name="_Numd19e3138"/>
-      <w:bookmarkStart w:id="172" w:name="_Refd19e3138"/>
-      <w:bookmarkStart w:id="173" w:name="_Tocd19e3138"/>
+      <w:bookmarkStart w:id="171" w:name="_Numd19e3128"/>
+      <w:bookmarkStart w:id="172" w:name="_Refd19e3128"/>
+      <w:bookmarkStart w:id="173" w:name="_Tocd19e3128"/>
       <w:r>
         <w:t/>
       </w:r>
@@ -7639,8 +7627,8 @@
           <w:numId w:val="148"/>
         </w:numPr>
       </w:pPr>
-      <w:bookmarkStart w:id="175" w:name="_Tocd19e3147"/>
-      <w:bookmarkStart w:id="174" w:name="_Refd19e3147"/>
+      <w:bookmarkStart w:id="175" w:name="_Tocd19e3137"/>
+      <w:bookmarkStart w:id="174" w:name="_Refd19e3137"/>
       <w:r>
         <w:t/>
       </w:r>
@@ -7779,8 +7767,8 @@
           <w:numId w:val="149"/>
         </w:numPr>
       </w:pPr>
-      <w:bookmarkStart w:id="177" w:name="_Tocd19e3204"/>
-      <w:bookmarkStart w:id="176" w:name="_Refd19e3204"/>
+      <w:bookmarkStart w:id="177" w:name="_Tocd19e3194"/>
+      <w:bookmarkStart w:id="176" w:name="_Refd19e3194"/>
       <w:r>
         <w:t/>
       </w:r>
@@ -7847,8 +7835,8 @@
           <w:numId w:val="150"/>
         </w:numPr>
       </w:pPr>
-      <w:bookmarkStart w:id="179" w:name="_Tocd19e3230"/>
-      <w:bookmarkStart w:id="178" w:name="_Refd19e3230"/>
+      <w:bookmarkStart w:id="179" w:name="_Tocd19e3220"/>
+      <w:bookmarkStart w:id="178" w:name="_Refd19e3220"/>
       <w:r>
         <w:t/>
       </w:r>
@@ -7985,8 +7973,8 @@
           <w:numId w:val="151"/>
         </w:numPr>
       </w:pPr>
-      <w:bookmarkStart w:id="181" w:name="_Tocd19e3283"/>
-      <w:bookmarkStart w:id="180" w:name="_Refd19e3283"/>
+      <w:bookmarkStart w:id="181" w:name="_Tocd19e3273"/>
+      <w:bookmarkStart w:id="180" w:name="_Refd19e3273"/>
       <w:r>
         <w:t/>
       </w:r>
@@ -8006,8 +7994,8 @@
           <w:numId w:val="152"/>
         </w:numPr>
       </w:pPr>
-      <w:bookmarkStart w:id="183" w:name="_Tocd19e3291"/>
-      <w:bookmarkStart w:id="182" w:name="_Refd19e3291"/>
+      <w:bookmarkStart w:id="183" w:name="_Tocd19e3281"/>
+      <w:bookmarkStart w:id="182" w:name="_Refd19e3281"/>
       <w:r>
         <w:t/>
       </w:r>
@@ -8027,8 +8015,8 @@
           <w:numId w:val="153"/>
         </w:numPr>
       </w:pPr>
-      <w:bookmarkStart w:id="185" w:name="_Tocd19e3299"/>
-      <w:bookmarkStart w:id="184" w:name="_Refd19e3299"/>
+      <w:bookmarkStart w:id="185" w:name="_Tocd19e3289"/>
+      <w:bookmarkStart w:id="184" w:name="_Refd19e3289"/>
       <w:r>
         <w:t/>
       </w:r>
@@ -8118,9 +8106,9 @@
       <w:pPr>
         <w:pStyle w:val="Heading3"/>
       </w:pPr>
-      <w:bookmarkStart w:id="186" w:name="_Numd19e3344"/>
-      <w:bookmarkStart w:id="187" w:name="_Refd19e3344"/>
-      <w:bookmarkStart w:id="188" w:name="_Tocd19e3344"/>
+      <w:bookmarkStart w:id="186" w:name="_Numd19e3334"/>
+      <w:bookmarkStart w:id="187" w:name="_Refd19e3334"/>
+      <w:bookmarkStart w:id="188" w:name="_Tocd19e3334"/>
       <w:r>
         <w:t/>
       </w:r>
@@ -8143,8 +8131,8 @@
           <w:numId w:val="154"/>
         </w:numPr>
       </w:pPr>
-      <w:bookmarkStart w:id="190" w:name="_Tocd19e3353"/>
-      <w:bookmarkStart w:id="189" w:name="_Refd19e3353"/>
+      <w:bookmarkStart w:id="190" w:name="_Tocd19e3343"/>
+      <w:bookmarkStart w:id="189" w:name="_Refd19e3343"/>
       <w:r>
         <w:t/>
       </w:r>
@@ -8182,8 +8170,8 @@
           <w:numId w:val="155"/>
         </w:numPr>
       </w:pPr>
-      <w:bookmarkStart w:id="192" w:name="_Tocd19e3368"/>
-      <w:bookmarkStart w:id="191" w:name="_Refd19e3368"/>
+      <w:bookmarkStart w:id="192" w:name="_Tocd19e3358"/>
+      <w:bookmarkStart w:id="191" w:name="_Refd19e3358"/>
       <w:r>
         <w:t/>
       </w:r>
@@ -8222,8 +8210,8 @@
           <w:numId w:val="156"/>
         </w:numPr>
       </w:pPr>
-      <w:bookmarkStart w:id="194" w:name="_Tocd19e3383"/>
-      <w:bookmarkStart w:id="193" w:name="_Refd19e3383"/>
+      <w:bookmarkStart w:id="194" w:name="_Tocd19e3373"/>
+      <w:bookmarkStart w:id="193" w:name="_Refd19e3373"/>
       <w:r>
         <w:t/>
       </w:r>
@@ -8324,8 +8312,8 @@
           <w:numId w:val="157"/>
         </w:numPr>
       </w:pPr>
-      <w:bookmarkStart w:id="196" w:name="_Tocd19e3421"/>
-      <w:bookmarkStart w:id="195" w:name="_Refd19e3421"/>
+      <w:bookmarkStart w:id="196" w:name="_Tocd19e3411"/>
+      <w:bookmarkStart w:id="195" w:name="_Refd19e3411"/>
       <w:r>
         <w:t/>
       </w:r>
@@ -8345,8 +8333,8 @@
           <w:numId w:val="158"/>
         </w:numPr>
       </w:pPr>
-      <w:bookmarkStart w:id="198" w:name="_Tocd19e3429"/>
-      <w:bookmarkStart w:id="197" w:name="_Refd19e3429"/>
+      <w:bookmarkStart w:id="198" w:name="_Tocd19e3419"/>
+      <w:bookmarkStart w:id="197" w:name="_Refd19e3419"/>
       <w:r>
         <w:t/>
       </w:r>
@@ -8462,7 +8450,7 @@
         <w:rPr>
           <w:color w:val="0000FF"/>
         </w:rPr>
-        <w:instrText xml:space="preserve"> REF _Numd19e2693 \h </w:instrText>
+        <w:instrText xml:space="preserve"> REF _Numd19e2683 \h </w:instrText>
       </w:r>
       <w:r>
         <w:fldChar w:fldCharType="separate"/>
@@ -8495,9 +8483,9 @@
       <w:pPr>
         <w:pStyle w:val="Heading2"/>
       </w:pPr>
-      <w:bookmarkStart w:id="199" w:name="_Numd19e3487"/>
-      <w:bookmarkStart w:id="200" w:name="_Refd19e3487"/>
-      <w:bookmarkStart w:id="201" w:name="_Tocd19e3487"/>
+      <w:bookmarkStart w:id="199" w:name="_Numd19e3477"/>
+      <w:bookmarkStart w:id="200" w:name="_Refd19e3477"/>
+      <w:bookmarkStart w:id="201" w:name="_Tocd19e3477"/>
       <w:r>
         <w:t/>
       </w:r>
@@ -8516,9 +8504,9 @@
       <w:pPr>
         <w:pStyle w:val="Heading3"/>
       </w:pPr>
-      <w:bookmarkStart w:id="202" w:name="_Numd19e3500"/>
-      <w:bookmarkStart w:id="203" w:name="_Refd19e3500"/>
-      <w:bookmarkStart w:id="204" w:name="_Tocd19e3500"/>
+      <w:bookmarkStart w:id="202" w:name="_Numd19e3490"/>
+      <w:bookmarkStart w:id="203" w:name="_Refd19e3490"/>
+      <w:bookmarkStart w:id="204" w:name="_Tocd19e3490"/>
       <w:r>
         <w:t/>
       </w:r>
@@ -8541,8 +8529,8 @@
           <w:numId w:val="159"/>
         </w:numPr>
       </w:pPr>
-      <w:bookmarkStart w:id="206" w:name="_Tocd19e3509"/>
-      <w:bookmarkStart w:id="205" w:name="_Refd19e3509"/>
+      <w:bookmarkStart w:id="206" w:name="_Tocd19e3499"/>
+      <w:bookmarkStart w:id="205" w:name="_Refd19e3499"/>
       <w:r>
         <w:t/>
       </w:r>
@@ -8584,8 +8572,8 @@
           <w:numId w:val="160"/>
         </w:numPr>
       </w:pPr>
-      <w:bookmarkStart w:id="208" w:name="_Tocd19e3525"/>
-      <w:bookmarkStart w:id="207" w:name="_Refd19e3525"/>
+      <w:bookmarkStart w:id="208" w:name="_Tocd19e3515"/>
+      <w:bookmarkStart w:id="207" w:name="_Refd19e3515"/>
       <w:r>
         <w:t/>
       </w:r>
@@ -8662,9 +8650,9 @@
       <w:pPr>
         <w:pStyle w:val="Heading3"/>
       </w:pPr>
-      <w:bookmarkStart w:id="209" w:name="_Numd19e3564"/>
-      <w:bookmarkStart w:id="210" w:name="_Refd19e3564"/>
-      <w:bookmarkStart w:id="211" w:name="_Tocd19e3564"/>
+      <w:bookmarkStart w:id="209" w:name="_Numd19e3554"/>
+      <w:bookmarkStart w:id="210" w:name="_Refd19e3554"/>
+      <w:bookmarkStart w:id="211" w:name="_Tocd19e3554"/>
       <w:r>
         <w:t/>
       </w:r>
@@ -8687,8 +8675,8 @@
           <w:numId w:val="161"/>
         </w:numPr>
       </w:pPr>
-      <w:bookmarkStart w:id="213" w:name="_Tocd19e3573"/>
-      <w:bookmarkStart w:id="212" w:name="_Refd19e3573"/>
+      <w:bookmarkStart w:id="213" w:name="_Tocd19e3563"/>
+      <w:bookmarkStart w:id="212" w:name="_Refd19e3563"/>
       <w:r>
         <w:t/>
       </w:r>
@@ -8753,9 +8741,9 @@
       <w:pPr>
         <w:pStyle w:val="Heading3"/>
       </w:pPr>
-      <w:bookmarkStart w:id="214" w:name="_Numd19e3607"/>
-      <w:bookmarkStart w:id="215" w:name="_Refd19e3607"/>
-      <w:bookmarkStart w:id="216" w:name="_Tocd19e3607"/>
+      <w:bookmarkStart w:id="214" w:name="_Numd19e3597"/>
+      <w:bookmarkStart w:id="215" w:name="_Refd19e3597"/>
+      <w:bookmarkStart w:id="216" w:name="_Tocd19e3597"/>
       <w:r>
         <w:t/>
       </w:r>
@@ -8778,8 +8766,8 @@
           <w:numId w:val="162"/>
         </w:numPr>
       </w:pPr>
-      <w:bookmarkStart w:id="218" w:name="_Tocd19e3616"/>
-      <w:bookmarkStart w:id="217" w:name="_Refd19e3616"/>
+      <w:bookmarkStart w:id="218" w:name="_Tocd19e3606"/>
+      <w:bookmarkStart w:id="217" w:name="_Refd19e3606"/>
       <w:r>
         <w:t/>
       </w:r>
@@ -8799,7 +8787,7 @@
         <w:rPr>
           <w:color w:val="0000FF"/>
         </w:rPr>
-        <w:instrText xml:space="preserve"> REF _Numd19e3667 \h </w:instrText>
+        <w:instrText xml:space="preserve"> REF _Numd19e3657 \h </w:instrText>
       </w:r>
       <w:r>
         <w:fldChar w:fldCharType="separate"/>
@@ -8869,7 +8857,7 @@
         <w:rPr>
           <w:color w:val="0000FF"/>
         </w:rPr>
-        <w:instrText xml:space="preserve"> REF _Numd19e3992 \h </w:instrText>
+        <w:instrText xml:space="preserve"> REF _Numd19e3982 \h </w:instrText>
       </w:r>
       <w:r>
         <w:fldChar w:fldCharType="separate"/>
@@ -8921,7 +8909,7 @@
         <w:rPr>
           <w:color w:val="0000FF"/>
         </w:rPr>
-        <w:instrText xml:space="preserve"> REF _Numd19e4294 \h </w:instrText>
+        <w:instrText xml:space="preserve"> REF _Numd19e4284 \h </w:instrText>
       </w:r>
       <w:r>
         <w:fldChar w:fldCharType="separate"/>
@@ -8952,9 +8940,9 @@
       <w:pPr>
         <w:pStyle w:val="Heading3"/>
       </w:pPr>
-      <w:bookmarkStart w:id="219" w:name="_Numd19e3667"/>
-      <w:bookmarkStart w:id="220" w:name="_Refd19e3667"/>
-      <w:bookmarkStart w:id="221" w:name="_Tocd19e3667"/>
+      <w:bookmarkStart w:id="219" w:name="_Numd19e3657"/>
+      <w:bookmarkStart w:id="220" w:name="_Refd19e3657"/>
+      <w:bookmarkStart w:id="221" w:name="_Tocd19e3657"/>
       <w:r>
         <w:t/>
       </w:r>
@@ -8977,8 +8965,8 @@
           <w:numId w:val="163"/>
         </w:numPr>
       </w:pPr>
-      <w:bookmarkStart w:id="223" w:name="_Tocd19e3676"/>
-      <w:bookmarkStart w:id="222" w:name="_Refd19e3676"/>
+      <w:bookmarkStart w:id="223" w:name="_Tocd19e3666"/>
+      <w:bookmarkStart w:id="222" w:name="_Refd19e3666"/>
       <w:r>
         <w:t/>
       </w:r>
@@ -9429,8 +9417,8 @@
           <w:numId w:val="165"/>
         </w:numPr>
       </w:pPr>
-      <w:bookmarkStart w:id="225" w:name="_Tocd19e3852"/>
-      <w:bookmarkStart w:id="224" w:name="_Refd19e3852"/>
+      <w:bookmarkStart w:id="225" w:name="_Tocd19e3842"/>
+      <w:bookmarkStart w:id="224" w:name="_Refd19e3842"/>
       <w:r>
         <w:t/>
       </w:r>
@@ -9630,8 +9618,8 @@
           <w:numId w:val="166"/>
         </w:numPr>
       </w:pPr>
-      <w:bookmarkStart w:id="227" w:name="_Tocd19e3929"/>
-      <w:bookmarkStart w:id="226" w:name="_Refd19e3929"/>
+      <w:bookmarkStart w:id="227" w:name="_Tocd19e3919"/>
+      <w:bookmarkStart w:id="226" w:name="_Refd19e3919"/>
       <w:r>
         <w:t/>
       </w:r>
@@ -9762,7 +9750,7 @@
         <w:rPr>
           <w:color w:val="0000FF"/>
         </w:rPr>
-        <w:instrText xml:space="preserve"> REF _Numd19e2011 \h </w:instrText>
+        <w:instrText xml:space="preserve"> REF _Numd19e2001 \h </w:instrText>
       </w:r>
       <w:r>
         <w:fldChar w:fldCharType="separate"/>
@@ -9795,9 +9783,9 @@
       <w:pPr>
         <w:pStyle w:val="Heading3"/>
       </w:pPr>
-      <w:bookmarkStart w:id="228" w:name="_Numd19e3992"/>
-      <w:bookmarkStart w:id="229" w:name="_Refd19e3992"/>
-      <w:bookmarkStart w:id="230" w:name="_Tocd19e3992"/>
+      <w:bookmarkStart w:id="228" w:name="_Numd19e3982"/>
+      <w:bookmarkStart w:id="229" w:name="_Refd19e3982"/>
+      <w:bookmarkStart w:id="230" w:name="_Tocd19e3982"/>
       <w:r>
         <w:t/>
       </w:r>
@@ -9820,8 +9808,8 @@
           <w:numId w:val="167"/>
         </w:numPr>
       </w:pPr>
-      <w:bookmarkStart w:id="232" w:name="_Tocd19e4001"/>
-      <w:bookmarkStart w:id="231" w:name="_Refd19e4001"/>
+      <w:bookmarkStart w:id="232" w:name="_Tocd19e3991"/>
+      <w:bookmarkStart w:id="231" w:name="_Refd19e3991"/>
       <w:r>
         <w:t/>
       </w:r>
@@ -9841,8 +9829,8 @@
           <w:numId w:val="168"/>
         </w:numPr>
       </w:pPr>
-      <w:bookmarkStart w:id="234" w:name="_Tocd19e4009"/>
-      <w:bookmarkStart w:id="233" w:name="_Refd19e4009"/>
+      <w:bookmarkStart w:id="234" w:name="_Tocd19e3999"/>
+      <w:bookmarkStart w:id="233" w:name="_Refd19e3999"/>
       <w:r>
         <w:t/>
       </w:r>
@@ -10410,8 +10398,8 @@
           <w:numId w:val="169"/>
         </w:numPr>
       </w:pPr>
-      <w:bookmarkStart w:id="236" w:name="_Tocd19e4230"/>
-      <w:bookmarkStart w:id="235" w:name="_Refd19e4230"/>
+      <w:bookmarkStart w:id="236" w:name="_Tocd19e4220"/>
+      <w:bookmarkStart w:id="235" w:name="_Refd19e4220"/>
       <w:r>
         <w:t/>
       </w:r>
@@ -10542,7 +10530,7 @@
         <w:rPr>
           <w:color w:val="0000FF"/>
         </w:rPr>
-        <w:instrText xml:space="preserve"> REF _Numd19e2011 \h </w:instrText>
+        <w:instrText xml:space="preserve"> REF _Numd19e2001 \h </w:instrText>
       </w:r>
       <w:r>
         <w:fldChar w:fldCharType="separate"/>
@@ -10575,9 +10563,9 @@
       <w:pPr>
         <w:pStyle w:val="Heading3"/>
       </w:pPr>
-      <w:bookmarkStart w:id="237" w:name="_Numd19e4294"/>
-      <w:bookmarkStart w:id="238" w:name="_Refd19e4294"/>
-      <w:bookmarkStart w:id="239" w:name="_Tocd19e4294"/>
+      <w:bookmarkStart w:id="237" w:name="_Numd19e4284"/>
+      <w:bookmarkStart w:id="238" w:name="_Refd19e4284"/>
+      <w:bookmarkStart w:id="239" w:name="_Tocd19e4284"/>
       <w:r>
         <w:t/>
       </w:r>
@@ -10608,7 +10596,7 @@
         <w:rPr>
           <w:color w:val="0000FF"/>
         </w:rPr>
-        <w:instrText xml:space="preserve"> REF _Numd19e3667 \h </w:instrText>
+        <w:instrText xml:space="preserve"> REF _Numd19e3657 \h </w:instrText>
       </w:r>
       <w:r>
         <w:fldChar w:fldCharType="separate"/>
@@ -10641,7 +10629,7 @@
         <w:rPr>
           <w:color w:val="0000FF"/>
         </w:rPr>
-        <w:instrText xml:space="preserve"> REF _Numd19e3992 \h </w:instrText>
+        <w:instrText xml:space="preserve"> REF _Numd19e3982 \h </w:instrText>
       </w:r>
       <w:r>
         <w:fldChar w:fldCharType="separate"/>
@@ -10674,8 +10662,8 @@
           <w:numId w:val="170"/>
         </w:numPr>
       </w:pPr>
-      <w:bookmarkStart w:id="241" w:name="_Tocd19e4313"/>
-      <w:bookmarkStart w:id="240" w:name="_Refd19e4313"/>
+      <w:bookmarkStart w:id="241" w:name="_Tocd19e4303"/>
+      <w:bookmarkStart w:id="240" w:name="_Refd19e4303"/>
       <w:r>
         <w:t/>
       </w:r>
@@ -10695,8 +10683,8 @@
           <w:numId w:val="171"/>
         </w:numPr>
       </w:pPr>
-      <w:bookmarkStart w:id="243" w:name="_Tocd19e4321"/>
-      <w:bookmarkStart w:id="242" w:name="_Refd19e4321"/>
+      <w:bookmarkStart w:id="243" w:name="_Tocd19e4311"/>
+      <w:bookmarkStart w:id="242" w:name="_Refd19e4311"/>
       <w:r>
         <w:t/>
       </w:r>
@@ -10878,9 +10866,9 @@
       <w:pPr>
         <w:pStyle w:val="Heading2"/>
       </w:pPr>
-      <w:bookmarkStart w:id="244" w:name="_Numd19e4405"/>
-      <w:bookmarkStart w:id="245" w:name="_Refd19e4405"/>
-      <w:bookmarkStart w:id="246" w:name="_Tocd19e4405"/>
+      <w:bookmarkStart w:id="244" w:name="_Numd19e4395"/>
+      <w:bookmarkStart w:id="245" w:name="_Refd19e4395"/>
+      <w:bookmarkStart w:id="246" w:name="_Tocd19e4395"/>
       <w:r>
         <w:t/>
       </w:r>
@@ -10899,9 +10887,9 @@
       <w:pPr>
         <w:pStyle w:val="Heading3"/>
       </w:pPr>
-      <w:bookmarkStart w:id="247" w:name="_Numd19e4418"/>
-      <w:bookmarkStart w:id="248" w:name="_Refd19e4418"/>
-      <w:bookmarkStart w:id="249" w:name="_Tocd19e4418"/>
+      <w:bookmarkStart w:id="247" w:name="_Numd19e4408"/>
+      <w:bookmarkStart w:id="248" w:name="_Refd19e4408"/>
+      <w:bookmarkStart w:id="249" w:name="_Tocd19e4408"/>
       <w:r>
         <w:t/>
       </w:r>
@@ -10996,9 +10984,9 @@
       <w:pPr>
         <w:pStyle w:val="Heading3"/>
       </w:pPr>
-      <w:bookmarkStart w:id="250" w:name="_Numd19e4467"/>
-      <w:bookmarkStart w:id="251" w:name="_Refd19e4467"/>
-      <w:bookmarkStart w:id="252" w:name="_Tocd19e4467"/>
+      <w:bookmarkStart w:id="250" w:name="_Numd19e4457"/>
+      <w:bookmarkStart w:id="251" w:name="_Refd19e4457"/>
+      <w:bookmarkStart w:id="252" w:name="_Tocd19e4457"/>
       <w:r>
         <w:t/>
       </w:r>
@@ -11021,8 +11009,8 @@
           <w:numId w:val="174"/>
         </w:numPr>
       </w:pPr>
-      <w:bookmarkStart w:id="254" w:name="_Tocd19e4476"/>
-      <w:bookmarkStart w:id="253" w:name="_Refd19e4476"/>
+      <w:bookmarkStart w:id="254" w:name="_Tocd19e4466"/>
+      <w:bookmarkStart w:id="253" w:name="_Refd19e4466"/>
       <w:r>
         <w:t/>
       </w:r>
@@ -11150,9 +11138,9 @@
       <w:pPr>
         <w:pStyle w:val="Heading3"/>
       </w:pPr>
-      <w:bookmarkStart w:id="255" w:name="_Numd19e4538"/>
-      <w:bookmarkStart w:id="256" w:name="_Refd19e4538"/>
-      <w:bookmarkStart w:id="257" w:name="_Tocd19e4538"/>
+      <w:bookmarkStart w:id="255" w:name="_Numd19e4528"/>
+      <w:bookmarkStart w:id="256" w:name="_Refd19e4528"/>
+      <w:bookmarkStart w:id="257" w:name="_Tocd19e4528"/>
       <w:r>
         <w:t/>
       </w:r>
@@ -11175,8 +11163,8 @@
           <w:numId w:val="175"/>
         </w:numPr>
       </w:pPr>
-      <w:bookmarkStart w:id="259" w:name="_Tocd19e4547"/>
-      <w:bookmarkStart w:id="258" w:name="_Refd19e4547"/>
+      <w:bookmarkStart w:id="259" w:name="_Tocd19e4537"/>
+      <w:bookmarkStart w:id="258" w:name="_Refd19e4537"/>
       <w:r>
         <w:t/>
       </w:r>
@@ -11254,8 +11242,8 @@
           <w:numId w:val="176"/>
         </w:numPr>
       </w:pPr>
-      <w:bookmarkStart w:id="261" w:name="_Tocd19e4577"/>
-      <w:bookmarkStart w:id="260" w:name="_Refd19e4577"/>
+      <w:bookmarkStart w:id="261" w:name="_Tocd19e4567"/>
+      <w:bookmarkStart w:id="260" w:name="_Refd19e4567"/>
       <w:r>
         <w:t/>
       </w:r>
@@ -11303,8 +11291,8 @@
           <w:numId w:val="177"/>
         </w:numPr>
       </w:pPr>
-      <w:bookmarkStart w:id="263" w:name="_Tocd19e4596"/>
-      <w:bookmarkStart w:id="262" w:name="_Refd19e4596"/>
+      <w:bookmarkStart w:id="263" w:name="_Tocd19e4586"/>
+      <w:bookmarkStart w:id="262" w:name="_Refd19e4586"/>
       <w:r>
         <w:t/>
       </w:r>
@@ -11334,7 +11322,7 @@
         <w:rPr>
           <w:color w:val="0000FF"/>
         </w:rPr>
-        <w:instrText xml:space="preserve"> REF _Numd19e4405 \h </w:instrText>
+        <w:instrText xml:space="preserve"> REF _Numd19e4395 \h </w:instrText>
       </w:r>
       <w:r>
         <w:fldChar w:fldCharType="separate"/>
@@ -11718,8 +11706,8 @@
           <w:numId w:val="178"/>
         </w:numPr>
       </w:pPr>
-      <w:bookmarkStart w:id="265" w:name="_Tocd19e4745"/>
-      <w:bookmarkStart w:id="264" w:name="_Refd19e4745"/>
+      <w:bookmarkStart w:id="265" w:name="_Tocd19e4735"/>
+      <w:bookmarkStart w:id="264" w:name="_Refd19e4735"/>
       <w:r>
         <w:t/>
       </w:r>
@@ -11996,7 +11984,7 @@
         <w:rPr>
           <w:noProof/>
         </w:rPr>
-        <w:t>5302.101   Definitions</w:t>
+        <w:t>Heading 3</w:t>
       </w:r>
     </w:fldSimple>
   </w:p>
@@ -21203,7 +21191,7 @@
   <w:style w:type="paragraph" w:default="1" w:styleId="Normal">
     <w:name w:val="Normal"/>
     <w:qFormat/>
-    <w:rsid w:val="00792F9E"/>
+    <w:rsid w:val="0035396F"/>
     <w:rPr>
       <w:rFonts w:ascii="Times New Roman" w:hAnsi="Times New Roman"/>
     </w:rPr>
@@ -21320,67 +21308,42 @@
   </w:style>
   <w:style w:type="paragraph" w:styleId="Heading6">
     <w:name w:val="heading 6"/>
-    <w:basedOn w:val="Normal"/>
+    <w:basedOn w:val="Heading4"/>
     <w:next w:val="BodyText"/>
     <w:link w:val="Heading6Char"/>
     <w:uiPriority w:val="9"/>
     <w:unhideWhenUsed/>
     <w:qFormat/>
-    <w:rsid w:val="00D068E1"/>
+    <w:rsid w:val="002D4362"/>
     <w:pPr>
-      <w:keepNext/>
-      <w:keepLines/>
-      <w:spacing w:before="40"/>
       <w:outlineLvl w:val="5"/>
     </w:pPr>
-    <w:rPr>
-      <w:rFonts w:eastAsiaTheme="majorEastAsia" w:cstheme="majorBidi"/>
-      <w:color w:val="1F3763" w:themeColor="accent1" w:themeShade="7F"/>
-    </w:rPr>
   </w:style>
   <w:style w:type="paragraph" w:styleId="Heading7">
     <w:name w:val="heading 7"/>
-    <w:basedOn w:val="Normal"/>
+    <w:basedOn w:val="Heading6"/>
     <w:next w:val="BodyText"/>
     <w:link w:val="Heading7Char"/>
     <w:uiPriority w:val="9"/>
     <w:unhideWhenUsed/>
     <w:qFormat/>
-    <w:rsid w:val="005043CB"/>
+    <w:rsid w:val="002D4362"/>
     <w:pPr>
-      <w:keepNext/>
-      <w:keepLines/>
-      <w:spacing w:before="40"/>
       <w:outlineLvl w:val="6"/>
     </w:pPr>
-    <w:rPr>
-      <w:rFonts w:asciiTheme="majorHAnsi" w:eastAsiaTheme="majorEastAsia" w:hAnsiTheme="majorHAnsi" w:cstheme="majorBidi"/>
-      <w:i/>
-      <w:iCs/>
-      <w:color w:val="1F3763" w:themeColor="accent1" w:themeShade="7F"/>
-    </w:rPr>
   </w:style>
   <w:style w:type="paragraph" w:styleId="Heading8">
     <w:name w:val="heading 8"/>
-    <w:basedOn w:val="Normal"/>
+    <w:basedOn w:val="Heading7"/>
     <w:next w:val="BodyText"/>
     <w:link w:val="Heading8Char"/>
     <w:uiPriority w:val="9"/>
     <w:unhideWhenUsed/>
     <w:qFormat/>
-    <w:rsid w:val="005043CB"/>
+    <w:rsid w:val="002D4362"/>
     <w:pPr>
-      <w:keepNext/>
-      <w:keepLines/>
-      <w:spacing w:before="40"/>
       <w:outlineLvl w:val="7"/>
     </w:pPr>
-    <w:rPr>
-      <w:rFonts w:asciiTheme="majorHAnsi" w:eastAsiaTheme="majorEastAsia" w:hAnsiTheme="majorHAnsi" w:cstheme="majorBidi"/>
-      <w:color w:val="272727" w:themeColor="text1" w:themeTint="D8"/>
-      <w:sz w:val="21"/>
-      <w:szCs w:val="21"/>
-    </w:rPr>
   </w:style>
   <w:style w:type="paragraph" w:styleId="Heading9">
     <w:name w:val="heading 9"/>
@@ -21631,10 +21594,11 @@
     <w:basedOn w:val="DefaultParagraphFont"/>
     <w:link w:val="Heading6"/>
     <w:uiPriority w:val="9"/>
-    <w:rsid w:val="00D068E1"/>
+    <w:rsid w:val="002D4362"/>
     <w:rPr>
       <w:rFonts w:ascii="Times New Roman" w:eastAsiaTheme="majorEastAsia" w:hAnsi="Times New Roman" w:cstheme="majorBidi"/>
-      <w:color w:val="1F3763" w:themeColor="accent1" w:themeShade="7F"/>
+      <w:b/>
+      <w:iCs/>
     </w:rPr>
   </w:style>
   <w:style w:type="character" w:customStyle="1" w:styleId="Heading7Char">
@@ -21642,12 +21606,11 @@
     <w:basedOn w:val="DefaultParagraphFont"/>
     <w:link w:val="Heading7"/>
     <w:uiPriority w:val="9"/>
-    <w:rsid w:val="005043CB"/>
+    <w:rsid w:val="002D4362"/>
     <w:rPr>
-      <w:rFonts w:asciiTheme="majorHAnsi" w:eastAsiaTheme="majorEastAsia" w:hAnsiTheme="majorHAnsi" w:cstheme="majorBidi"/>
-      <w:i/>
+      <w:rFonts w:ascii="Times New Roman" w:eastAsiaTheme="majorEastAsia" w:hAnsi="Times New Roman" w:cstheme="majorBidi"/>
+      <w:b/>
       <w:iCs/>
-      <w:color w:val="1F3763" w:themeColor="accent1" w:themeShade="7F"/>
     </w:rPr>
   </w:style>
   <w:style w:type="character" w:customStyle="1" w:styleId="Heading8Char">
@@ -21655,12 +21618,11 @@
     <w:basedOn w:val="DefaultParagraphFont"/>
     <w:link w:val="Heading8"/>
     <w:uiPriority w:val="9"/>
-    <w:rsid w:val="005043CB"/>
+    <w:rsid w:val="002D4362"/>
     <w:rPr>
-      <w:rFonts w:asciiTheme="majorHAnsi" w:eastAsiaTheme="majorEastAsia" w:hAnsiTheme="majorHAnsi" w:cstheme="majorBidi"/>
-      <w:color w:val="272727" w:themeColor="text1" w:themeTint="D8"/>
-      <w:sz w:val="21"/>
-      <w:szCs w:val="21"/>
+      <w:rFonts w:ascii="Times New Roman" w:eastAsiaTheme="majorEastAsia" w:hAnsi="Times New Roman" w:cstheme="majorBidi"/>
+      <w:b/>
+      <w:iCs/>
     </w:rPr>
   </w:style>
   <w:style w:type="character" w:customStyle="1" w:styleId="Heading9Char">
